--- a/public/labs/pmzi/pz-23/ЛР2_ПМЗІ_Шифр_Цезаря_з_ключовим_словом_Афінний_шифр.docx
+++ b/public/labs/pmzi/pz-23/ЛР2_ПМЗІ_Шифр_Цезаря_з_ключовим_словом_Афінний_шифр.docx
@@ -51,7 +51,7 @@
         <w:t xml:space="preserve"> </w:t>
       </w:r>
       <w:r>
-        <w:t xml:space="preserve">ПК з встановленим C++ компілятором (MSVC, MinGW або GCC); Середовище розробки (Visual Studio, VS Code).</w:t>
+        <w:t xml:space="preserve">ПК з компілятором або інтерпретатором мови програмування за вибором студента; Середовище розробки (Visual Studio, VS Code або інше).</w:t>
       </w:r>
     </w:p>
     <w:p>
@@ -157,8 +157,8 @@
       <w:tblPr>
         <w:tblStyle w:val="Table"/>
         <w:tblW w:type="dxa" w:w="9637"/>
+        <w:tblLayout w:type="fixed"/>
         <w:tblLook w:firstRow="1" w:lastRow="0" w:firstColumn="0" w:lastColumn="0" w:noHBand="0" w:noVBand="0" w:val="0020"/>
-        <w:tblLayout w:type="fixed"/>
       </w:tblPr>
       <w:tblGrid>
         <w:gridCol w:w="4819"/>
@@ -173,6 +173,7 @@
           <w:p>
             <w:pPr>
               <w:pStyle w:val="Compact"/>
+              <w:spacing w:before="0" w:after="0" w:line="240" w:lineRule="auto"/>
             </w:pPr>
             <w:r>
               <w:t xml:space="preserve">k</w:t>
@@ -184,6 +185,7 @@
           <w:p>
             <w:pPr>
               <w:pStyle w:val="Compact"/>
+              <w:spacing w:before="0" w:after="0" w:line="240" w:lineRule="auto"/>
             </w:pPr>
             <w:r>
               <w:t xml:space="preserve">Шифрувальна абетка (під A B C … Z)</w:t>
@@ -197,6 +199,7 @@
           <w:p>
             <w:pPr>
               <w:pStyle w:val="Compact"/>
+              <w:spacing w:before="0" w:after="0" w:line="240" w:lineRule="auto"/>
             </w:pPr>
             <w:r>
               <w:t xml:space="preserve">0</w:t>
@@ -208,6 +211,7 @@
           <w:p>
             <w:pPr>
               <w:pStyle w:val="Compact"/>
+              <w:spacing w:before="0" w:after="0" w:line="240" w:lineRule="auto"/>
             </w:pPr>
             <w:r>
               <w:t xml:space="preserve">CIPHERABDFGJKLMNOQSTUVWXYZ</w:t>
@@ -221,6 +225,7 @@
           <w:p>
             <w:pPr>
               <w:pStyle w:val="Compact"/>
+              <w:spacing w:before="0" w:after="0" w:line="240" w:lineRule="auto"/>
             </w:pPr>
             <w:r>
               <w:t xml:space="preserve">4</w:t>
@@ -232,6 +237,7 @@
           <w:p>
             <w:pPr>
               <w:pStyle w:val="Compact"/>
+              <w:spacing w:before="0" w:after="0" w:line="240" w:lineRule="auto"/>
             </w:pPr>
             <w:r>
               <w:t xml:space="preserve">WXYZCIPHERABDFGJKLMNOQSTUV</w:t>
@@ -533,6 +539,7 @@
           <w:p>
             <w:pPr>
               <w:pStyle w:val="Compact"/>
+              <w:spacing w:before="0" w:after="0" w:line="240" w:lineRule="auto"/>
             </w:pPr>
             <w:r>
               <w:t xml:space="preserve">Абетка</w:t>
@@ -544,6 +551,7 @@
           <w:p>
             <w:pPr>
               <w:pStyle w:val="Compact"/>
+              <w:spacing w:before="0" w:after="0" w:line="240" w:lineRule="auto"/>
             </w:pPr>
             <w:r>
               <w:t xml:space="preserve">n</w:t>
@@ -555,6 +563,7 @@
           <w:p>
             <w:pPr>
               <w:pStyle w:val="Compact"/>
+              <w:spacing w:before="0" w:after="0" w:line="240" w:lineRule="auto"/>
             </w:pPr>
             <w:r>
               <w:t xml:space="preserve">Розклад n</w:t>
@@ -566,6 +575,7 @@
           <w:p>
             <w:pPr>
               <w:pStyle w:val="Compact"/>
+              <w:spacing w:before="0" w:after="0" w:line="240" w:lineRule="auto"/>
             </w:pPr>
             <w:r>
               <w:t xml:space="preserve">Допустимі a</w:t>
@@ -577,6 +587,7 @@
           <w:p>
             <w:pPr>
               <w:pStyle w:val="Compact"/>
+              <w:spacing w:before="0" w:after="0" w:line="240" w:lineRule="auto"/>
             </w:pPr>
             <w:r>
               <w:t xml:space="preserve">φ(n)</w:t>
@@ -588,6 +599,7 @@
           <w:p>
             <w:pPr>
               <w:pStyle w:val="Compact"/>
+              <w:spacing w:before="0" w:after="0" w:line="240" w:lineRule="auto"/>
             </w:pPr>
             <w:r>
               <w:t xml:space="preserve">Ключів</w:t>
@@ -601,6 +613,7 @@
           <w:p>
             <w:pPr>
               <w:pStyle w:val="Compact"/>
+              <w:spacing w:before="0" w:after="0" w:line="240" w:lineRule="auto"/>
             </w:pPr>
             <w:r>
               <w:t xml:space="preserve">Англійська</w:t>
@@ -612,6 +625,7 @@
           <w:p>
             <w:pPr>
               <w:pStyle w:val="Compact"/>
+              <w:spacing w:before="0" w:after="0" w:line="240" w:lineRule="auto"/>
             </w:pPr>
             <w:r>
               <w:t xml:space="preserve">26</w:t>
@@ -623,6 +637,7 @@
           <w:p>
             <w:pPr>
               <w:pStyle w:val="Compact"/>
+              <w:spacing w:before="0" w:after="0" w:line="240" w:lineRule="auto"/>
             </w:pPr>
             <w:r>
               <w:t xml:space="preserve">2 · 13</w:t>
@@ -634,6 +649,7 @@
           <w:p>
             <w:pPr>
               <w:pStyle w:val="Compact"/>
+              <w:spacing w:before="0" w:after="0" w:line="240" w:lineRule="auto"/>
             </w:pPr>
             <w:r>
               <w:t xml:space="preserve">1, 3, 5, 7, 9, 11, 15, 17, 19, 21, 23, 25</w:t>
@@ -645,6 +661,7 @@
           <w:p>
             <w:pPr>
               <w:pStyle w:val="Compact"/>
+              <w:spacing w:before="0" w:after="0" w:line="240" w:lineRule="auto"/>
             </w:pPr>
             <w:r>
               <w:t xml:space="preserve">12</w:t>
@@ -656,6 +673,7 @@
           <w:p>
             <w:pPr>
               <w:pStyle w:val="Compact"/>
+              <w:spacing w:before="0" w:after="0" w:line="240" w:lineRule="auto"/>
             </w:pPr>
             <w:r>
               <w:t xml:space="preserve">312</w:t>
@@ -669,6 +687,7 @@
           <w:p>
             <w:pPr>
               <w:pStyle w:val="Compact"/>
+              <w:spacing w:before="0" w:after="0" w:line="240" w:lineRule="auto"/>
             </w:pPr>
             <w:r>
               <w:t xml:space="preserve">Українська</w:t>
@@ -680,6 +699,7 @@
           <w:p>
             <w:pPr>
               <w:pStyle w:val="Compact"/>
+              <w:spacing w:before="0" w:after="0" w:line="240" w:lineRule="auto"/>
             </w:pPr>
             <w:r>
               <w:t xml:space="preserve">33</w:t>
@@ -691,6 +711,7 @@
           <w:p>
             <w:pPr>
               <w:pStyle w:val="Compact"/>
+              <w:spacing w:before="0" w:after="0" w:line="240" w:lineRule="auto"/>
             </w:pPr>
             <w:r>
               <w:t xml:space="preserve">3 · 11</w:t>
@@ -702,6 +723,7 @@
           <w:p>
             <w:pPr>
               <w:pStyle w:val="Compact"/>
+              <w:spacing w:before="0" w:after="0" w:line="240" w:lineRule="auto"/>
             </w:pPr>
             <w:r>
               <w:t xml:space="preserve">1, 2, 4, 5, 7, 8, 10, 13, 14, 16, 17, 19, 20, 23, 25, 26, 28, 29, 31, 32</w:t>
@@ -713,6 +735,7 @@
           <w:p>
             <w:pPr>
               <w:pStyle w:val="Compact"/>
+              <w:spacing w:before="0" w:after="0" w:line="240" w:lineRule="auto"/>
             </w:pPr>
             <w:r>
               <w:t xml:space="preserve">20</w:t>
@@ -724,6 +747,7 @@
           <w:p>
             <w:pPr>
               <w:pStyle w:val="Compact"/>
+              <w:spacing w:before="0" w:after="0" w:line="240" w:lineRule="auto"/>
             </w:pPr>
             <w:r>
               <w:t xml:space="preserve">660</w:t>
@@ -1013,8 +1037,8 @@
       <w:tblPr>
         <w:tblStyle w:val="Table"/>
         <w:tblW w:type="dxa" w:w="9637"/>
+        <w:tblLayout w:type="fixed"/>
         <w:tblLook w:firstRow="1" w:lastRow="0" w:firstColumn="0" w:lastColumn="0" w:noHBand="0" w:noVBand="0" w:val="0020"/>
-        <w:tblLayout w:type="fixed"/>
       </w:tblPr>
       <w:tblGrid>
         <w:gridCol w:w="1927"/>
@@ -1032,6 +1056,7 @@
           <w:p>
             <w:pPr>
               <w:pStyle w:val="Compact"/>
+              <w:spacing w:before="0" w:after="0" w:line="240" w:lineRule="auto"/>
             </w:pPr>
             <w:r>
               <w:t xml:space="preserve">Крок</w:t>
@@ -1043,6 +1068,7 @@
           <w:p>
             <w:pPr>
               <w:pStyle w:val="Compact"/>
+              <w:spacing w:before="0" w:after="0" w:line="240" w:lineRule="auto"/>
             </w:pPr>
             <w:r>
               <w:t xml:space="preserve">q</w:t>
@@ -1054,6 +1080,7 @@
           <w:p>
             <w:pPr>
               <w:pStyle w:val="Compact"/>
+              <w:spacing w:before="0" w:after="0" w:line="240" w:lineRule="auto"/>
             </w:pPr>
             <w:r>
               <w:t xml:space="preserve">r (залишок)</w:t>
@@ -1065,6 +1092,7 @@
           <w:p>
             <w:pPr>
               <w:pStyle w:val="Compact"/>
+              <w:spacing w:before="0" w:after="0" w:line="240" w:lineRule="auto"/>
             </w:pPr>
             <w:r>
               <w:t xml:space="preserve">s (коефіцієнт при a)</w:t>
@@ -1076,6 +1104,7 @@
           <w:p>
             <w:pPr>
               <w:pStyle w:val="Compact"/>
+              <w:spacing w:before="0" w:after="0" w:line="240" w:lineRule="auto"/>
             </w:pPr>
             <w:r>
               <w:t xml:space="preserve">Звідки</w:t>
@@ -1089,6 +1118,7 @@
           <w:p>
             <w:pPr>
               <w:pStyle w:val="Compact"/>
+              <w:spacing w:before="0" w:after="0" w:line="240" w:lineRule="auto"/>
             </w:pPr>
             <w:r>
               <w:t xml:space="preserve">0</w:t>
@@ -1100,6 +1130,7 @@
           <w:p>
             <w:pPr>
               <w:pStyle w:val="Compact"/>
+              <w:spacing w:before="0" w:after="0" w:line="240" w:lineRule="auto"/>
             </w:pPr>
             <w:r>
               <w:t xml:space="preserve">—</w:t>
@@ -1111,6 +1142,7 @@
           <w:p>
             <w:pPr>
               <w:pStyle w:val="Compact"/>
+              <w:spacing w:before="0" w:after="0" w:line="240" w:lineRule="auto"/>
             </w:pPr>
             <w:r>
               <w:t xml:space="preserve">26</w:t>
@@ -1122,6 +1154,7 @@
           <w:p>
             <w:pPr>
               <w:pStyle w:val="Compact"/>
+              <w:spacing w:before="0" w:after="0" w:line="240" w:lineRule="auto"/>
             </w:pPr>
             <w:r>
               <w:t xml:space="preserve">0</w:t>
@@ -1133,6 +1166,7 @@
           <w:p>
             <w:pPr>
               <w:pStyle w:val="Compact"/>
+              <w:spacing w:before="0" w:after="0" w:line="240" w:lineRule="auto"/>
             </w:pPr>
             <w:r>
               <w:t xml:space="preserve">початкові значення: n</w:t>
@@ -1146,6 +1180,7 @@
           <w:p>
             <w:pPr>
               <w:pStyle w:val="Compact"/>
+              <w:spacing w:before="0" w:after="0" w:line="240" w:lineRule="auto"/>
             </w:pPr>
             <w:r>
               <w:t xml:space="preserve">1</w:t>
@@ -1157,6 +1192,7 @@
           <w:p>
             <w:pPr>
               <w:pStyle w:val="Compact"/>
+              <w:spacing w:before="0" w:after="0" w:line="240" w:lineRule="auto"/>
             </w:pPr>
             <w:r>
               <w:t xml:space="preserve">—</w:t>
@@ -1168,6 +1204,7 @@
           <w:p>
             <w:pPr>
               <w:pStyle w:val="Compact"/>
+              <w:spacing w:before="0" w:after="0" w:line="240" w:lineRule="auto"/>
             </w:pPr>
             <w:r>
               <w:t xml:space="preserve">5</w:t>
@@ -1179,6 +1216,7 @@
           <w:p>
             <w:pPr>
               <w:pStyle w:val="Compact"/>
+              <w:spacing w:before="0" w:after="0" w:line="240" w:lineRule="auto"/>
             </w:pPr>
             <w:r>
               <w:t xml:space="preserve">1</w:t>
@@ -1190,6 +1228,7 @@
           <w:p>
             <w:pPr>
               <w:pStyle w:val="Compact"/>
+              <w:spacing w:before="0" w:after="0" w:line="240" w:lineRule="auto"/>
             </w:pPr>
             <w:r>
               <w:t xml:space="preserve">початкові значення: a</w:t>
@@ -1203,6 +1242,7 @@
           <w:p>
             <w:pPr>
               <w:pStyle w:val="Compact"/>
+              <w:spacing w:before="0" w:after="0" w:line="240" w:lineRule="auto"/>
             </w:pPr>
             <w:r>
               <w:t xml:space="preserve">2</w:t>
@@ -1214,6 +1254,7 @@
           <w:p>
             <w:pPr>
               <w:pStyle w:val="Compact"/>
+              <w:spacing w:before="0" w:after="0" w:line="240" w:lineRule="auto"/>
             </w:pPr>
             <w:r>
               <w:t xml:space="preserve">5</w:t>
@@ -1225,6 +1266,7 @@
           <w:p>
             <w:pPr>
               <w:pStyle w:val="Compact"/>
+              <w:spacing w:before="0" w:after="0" w:line="240" w:lineRule="auto"/>
             </w:pPr>
             <w:r>
               <w:t xml:space="preserve">1</w:t>
@@ -1236,6 +1278,7 @@
           <w:p>
             <w:pPr>
               <w:pStyle w:val="Compact"/>
+              <w:spacing w:before="0" w:after="0" w:line="240" w:lineRule="auto"/>
             </w:pPr>
             <w:r>
               <w:t xml:space="preserve">0 − 5 · 1 = −5</w:t>
@@ -1247,6 +1290,7 @@
           <w:p>
             <w:pPr>
               <w:pStyle w:val="Compact"/>
+              <w:spacing w:before="0" w:after="0" w:line="240" w:lineRule="auto"/>
             </w:pPr>
             <w:r>
               <w:t xml:space="preserve">26 = 5 · 5 + 1</w:t>
@@ -1260,6 +1304,7 @@
           <w:p>
             <w:pPr>
               <w:pStyle w:val="Compact"/>
+              <w:spacing w:before="0" w:after="0" w:line="240" w:lineRule="auto"/>
             </w:pPr>
             <w:r>
               <w:t xml:space="preserve">3</w:t>
@@ -1271,6 +1316,7 @@
           <w:p>
             <w:pPr>
               <w:pStyle w:val="Compact"/>
+              <w:spacing w:before="0" w:after="0" w:line="240" w:lineRule="auto"/>
             </w:pPr>
             <w:r>
               <w:t xml:space="preserve">5</w:t>
@@ -1282,6 +1328,7 @@
           <w:p>
             <w:pPr>
               <w:pStyle w:val="Compact"/>
+              <w:spacing w:before="0" w:after="0" w:line="240" w:lineRule="auto"/>
             </w:pPr>
             <w:r>
               <w:t xml:space="preserve">0</w:t>
@@ -1293,6 +1340,7 @@
           <w:p>
             <w:pPr>
               <w:pStyle w:val="Compact"/>
+              <w:spacing w:before="0" w:after="0" w:line="240" w:lineRule="auto"/>
             </w:pPr>
             <w:r>
               <w:t xml:space="preserve">—</w:t>
@@ -1304,6 +1352,7 @@
           <w:p>
             <w:pPr>
               <w:pStyle w:val="Compact"/>
+              <w:spacing w:before="0" w:after="0" w:line="240" w:lineRule="auto"/>
             </w:pPr>
             <w:r>
               <w:t xml:space="preserve">5 = 5 · 1 + 0, зупинка</w:t>
@@ -3359,8 +3408,8 @@
       <w:tblPr>
         <w:tblStyle w:val="Table"/>
         <w:tblW w:type="dxa" w:w="9637"/>
+        <w:tblLayout w:type="fixed"/>
         <w:tblLook w:firstRow="1" w:lastRow="0" w:firstColumn="0" w:lastColumn="0" w:noHBand="0" w:noVBand="0" w:val="0020"/>
-        <w:tblLayout w:type="fixed"/>
       </w:tblPr>
       <w:tblGrid>
         <w:gridCol w:w="1606"/>
@@ -3379,6 +3428,7 @@
           <w:p>
             <w:pPr>
               <w:pStyle w:val="Compact"/>
+              <w:spacing w:before="0" w:after="0" w:line="240" w:lineRule="auto"/>
             </w:pPr>
             <w:r>
               <w:t xml:space="preserve">№</w:t>
@@ -3390,6 +3440,7 @@
           <w:p>
             <w:pPr>
               <w:pStyle w:val="Compact"/>
+              <w:spacing w:before="0" w:after="0" w:line="240" w:lineRule="auto"/>
             </w:pPr>
             <w:r>
               <w:t xml:space="preserve">Ключове слово</w:t>
@@ -3401,6 +3452,7 @@
           <w:p>
             <w:pPr>
               <w:pStyle w:val="Compact"/>
+              <w:spacing w:before="0" w:after="0" w:line="240" w:lineRule="auto"/>
             </w:pPr>
             <w:r>
               <w:t xml:space="preserve">k</w:t>
@@ -3412,6 +3464,7 @@
           <w:p>
             <w:pPr>
               <w:pStyle w:val="Compact"/>
+              <w:spacing w:before="0" w:after="0" w:line="240" w:lineRule="auto"/>
             </w:pPr>
             <w:r>
               <w:t xml:space="preserve">a</w:t>
@@ -3423,6 +3476,7 @@
           <w:p>
             <w:pPr>
               <w:pStyle w:val="Compact"/>
+              <w:spacing w:before="0" w:after="0" w:line="240" w:lineRule="auto"/>
             </w:pPr>
             <w:r>
               <w:t xml:space="preserve">b</w:t>
@@ -3434,6 +3488,7 @@
           <w:p>
             <w:pPr>
               <w:pStyle w:val="Compact"/>
+              <w:spacing w:before="0" w:after="0" w:line="240" w:lineRule="auto"/>
             </w:pPr>
             <w:r>
               <w:t xml:space="preserve">Текст для шифрування</w:t>
@@ -3447,6 +3502,7 @@
           <w:p>
             <w:pPr>
               <w:pStyle w:val="Compact"/>
+              <w:spacing w:before="0" w:after="0" w:line="240" w:lineRule="auto"/>
             </w:pPr>
             <w:r>
               <w:t xml:space="preserve">1</w:t>
@@ -3458,6 +3514,7 @@
           <w:p>
             <w:pPr>
               <w:pStyle w:val="Compact"/>
+              <w:spacing w:before="0" w:after="0" w:line="240" w:lineRule="auto"/>
             </w:pPr>
             <w:r>
               <w:t xml:space="preserve">SECURITY</w:t>
@@ -3469,6 +3526,7 @@
           <w:p>
             <w:pPr>
               <w:pStyle w:val="Compact"/>
+              <w:spacing w:before="0" w:after="0" w:line="240" w:lineRule="auto"/>
             </w:pPr>
             <w:r>
               <w:t xml:space="preserve">3</w:t>
@@ -3480,6 +3538,7 @@
           <w:p>
             <w:pPr>
               <w:pStyle w:val="Compact"/>
+              <w:spacing w:before="0" w:after="0" w:line="240" w:lineRule="auto"/>
             </w:pPr>
             <w:r>
               <w:t xml:space="preserve">5</w:t>
@@ -3491,6 +3550,7 @@
           <w:p>
             <w:pPr>
               <w:pStyle w:val="Compact"/>
+              <w:spacing w:before="0" w:after="0" w:line="240" w:lineRule="auto"/>
             </w:pPr>
             <w:r>
               <w:t xml:space="preserve">8</w:t>
@@ -3502,6 +3562,7 @@
           <w:p>
             <w:pPr>
               <w:pStyle w:val="Compact"/>
+              <w:spacing w:before="0" w:after="0" w:line="240" w:lineRule="auto"/>
             </w:pPr>
             <w:r>
               <w:t xml:space="preserve">CRYPTOGRAPHY</w:t>
@@ -3515,6 +3576,7 @@
           <w:p>
             <w:pPr>
               <w:pStyle w:val="Compact"/>
+              <w:spacing w:before="0" w:after="0" w:line="240" w:lineRule="auto"/>
             </w:pPr>
             <w:r>
               <w:t xml:space="preserve">2</w:t>
@@ -3526,6 +3588,7 @@
           <w:p>
             <w:pPr>
               <w:pStyle w:val="Compact"/>
+              <w:spacing w:before="0" w:after="0" w:line="240" w:lineRule="auto"/>
             </w:pPr>
             <w:r>
               <w:t xml:space="preserve">CIPHER</w:t>
@@ -3537,6 +3600,7 @@
           <w:p>
             <w:pPr>
               <w:pStyle w:val="Compact"/>
+              <w:spacing w:before="0" w:after="0" w:line="240" w:lineRule="auto"/>
             </w:pPr>
             <w:r>
               <w:t xml:space="preserve">7</w:t>
@@ -3548,6 +3612,7 @@
           <w:p>
             <w:pPr>
               <w:pStyle w:val="Compact"/>
+              <w:spacing w:before="0" w:after="0" w:line="240" w:lineRule="auto"/>
             </w:pPr>
             <w:r>
               <w:t xml:space="preserve">7</w:t>
@@ -3559,6 +3624,7 @@
           <w:p>
             <w:pPr>
               <w:pStyle w:val="Compact"/>
+              <w:spacing w:before="0" w:after="0" w:line="240" w:lineRule="auto"/>
             </w:pPr>
             <w:r>
               <w:t xml:space="preserve">3</w:t>
@@ -3570,6 +3636,7 @@
           <w:p>
             <w:pPr>
               <w:pStyle w:val="Compact"/>
+              <w:spacing w:before="0" w:after="0" w:line="240" w:lineRule="auto"/>
             </w:pPr>
             <w:r>
               <w:t xml:space="preserve">INFORMATION</w:t>
@@ -3583,6 +3650,7 @@
           <w:p>
             <w:pPr>
               <w:pStyle w:val="Compact"/>
+              <w:spacing w:before="0" w:after="0" w:line="240" w:lineRule="auto"/>
             </w:pPr>
             <w:r>
               <w:t xml:space="preserve">3</w:t>
@@ -3594,6 +3662,7 @@
           <w:p>
             <w:pPr>
               <w:pStyle w:val="Compact"/>
+              <w:spacing w:before="0" w:after="0" w:line="240" w:lineRule="auto"/>
             </w:pPr>
             <w:r>
               <w:t xml:space="preserve">CRYPTO</w:t>
@@ -3605,6 +3674,7 @@
           <w:p>
             <w:pPr>
               <w:pStyle w:val="Compact"/>
+              <w:spacing w:before="0" w:after="0" w:line="240" w:lineRule="auto"/>
             </w:pPr>
             <w:r>
               <w:t xml:space="preserve">11</w:t>
@@ -3616,6 +3686,7 @@
           <w:p>
             <w:pPr>
               <w:pStyle w:val="Compact"/>
+              <w:spacing w:before="0" w:after="0" w:line="240" w:lineRule="auto"/>
             </w:pPr>
             <w:r>
               <w:t xml:space="preserve">9</w:t>
@@ -3627,6 +3698,7 @@
           <w:p>
             <w:pPr>
               <w:pStyle w:val="Compact"/>
+              <w:spacing w:before="0" w:after="0" w:line="240" w:lineRule="auto"/>
             </w:pPr>
             <w:r>
               <w:t xml:space="preserve">5</w:t>
@@ -3638,6 +3710,7 @@
           <w:p>
             <w:pPr>
               <w:pStyle w:val="Compact"/>
+              <w:spacing w:before="0" w:after="0" w:line="240" w:lineRule="auto"/>
             </w:pPr>
             <w:r>
               <w:t xml:space="preserve">SECURITY</w:t>
@@ -3651,6 +3724,7 @@
           <w:p>
             <w:pPr>
               <w:pStyle w:val="Compact"/>
+              <w:spacing w:before="0" w:after="0" w:line="240" w:lineRule="auto"/>
             </w:pPr>
             <w:r>
               <w:t xml:space="preserve">4</w:t>
@@ -3662,6 +3736,7 @@
           <w:p>
             <w:pPr>
               <w:pStyle w:val="Compact"/>
+              <w:spacing w:before="0" w:after="0" w:line="240" w:lineRule="auto"/>
             </w:pPr>
             <w:r>
               <w:t xml:space="preserve">SECRET</w:t>
@@ -3673,6 +3748,7 @@
           <w:p>
             <w:pPr>
               <w:pStyle w:val="Compact"/>
+              <w:spacing w:before="0" w:after="0" w:line="240" w:lineRule="auto"/>
             </w:pPr>
             <w:r>
               <w:t xml:space="preserve">5</w:t>
@@ -3684,6 +3760,7 @@
           <w:p>
             <w:pPr>
               <w:pStyle w:val="Compact"/>
+              <w:spacing w:before="0" w:after="0" w:line="240" w:lineRule="auto"/>
             </w:pPr>
             <w:r>
               <w:t xml:space="preserve">11</w:t>
@@ -3695,6 +3772,7 @@
           <w:p>
             <w:pPr>
               <w:pStyle w:val="Compact"/>
+              <w:spacing w:before="0" w:after="0" w:line="240" w:lineRule="auto"/>
             </w:pPr>
             <w:r>
               <w:t xml:space="preserve">7</w:t>
@@ -3706,6 +3784,7 @@
           <w:p>
             <w:pPr>
               <w:pStyle w:val="Compact"/>
+              <w:spacing w:before="0" w:after="0" w:line="240" w:lineRule="auto"/>
             </w:pPr>
             <w:r>
               <w:t xml:space="preserve">ALGORITHM</w:t>
@@ -3719,6 +3798,7 @@
           <w:p>
             <w:pPr>
               <w:pStyle w:val="Compact"/>
+              <w:spacing w:before="0" w:after="0" w:line="240" w:lineRule="auto"/>
             </w:pPr>
             <w:r>
               <w:t xml:space="preserve">5</w:t>
@@ -3730,6 +3810,7 @@
           <w:p>
             <w:pPr>
               <w:pStyle w:val="Compact"/>
+              <w:spacing w:before="0" w:after="0" w:line="240" w:lineRule="auto"/>
             </w:pPr>
             <w:r>
               <w:t xml:space="preserve">KEYWORD</w:t>
@@ -3741,6 +3822,7 @@
           <w:p>
             <w:pPr>
               <w:pStyle w:val="Compact"/>
+              <w:spacing w:before="0" w:after="0" w:line="240" w:lineRule="auto"/>
             </w:pPr>
             <w:r>
               <w:t xml:space="preserve">9</w:t>
@@ -3752,6 +3834,7 @@
           <w:p>
             <w:pPr>
               <w:pStyle w:val="Compact"/>
+              <w:spacing w:before="0" w:after="0" w:line="240" w:lineRule="auto"/>
             </w:pPr>
             <w:r>
               <w:t xml:space="preserve">15</w:t>
@@ -3763,6 +3846,7 @@
           <w:p>
             <w:pPr>
               <w:pStyle w:val="Compact"/>
+              <w:spacing w:before="0" w:after="0" w:line="240" w:lineRule="auto"/>
             </w:pPr>
             <w:r>
               <w:t xml:space="preserve">12</w:t>
@@ -3774,6 +3858,7 @@
           <w:p>
             <w:pPr>
               <w:pStyle w:val="Compact"/>
+              <w:spacing w:before="0" w:after="0" w:line="240" w:lineRule="auto"/>
             </w:pPr>
             <w:r>
               <w:t xml:space="preserve">ENCRYPTION</w:t>
@@ -3787,6 +3872,7 @@
           <w:p>
             <w:pPr>
               <w:pStyle w:val="Compact"/>
+              <w:spacing w:before="0" w:after="0" w:line="240" w:lineRule="auto"/>
             </w:pPr>
             <w:r>
               <w:t xml:space="preserve">6</w:t>
@@ -3798,6 +3884,7 @@
           <w:p>
             <w:pPr>
               <w:pStyle w:val="Compact"/>
+              <w:spacing w:before="0" w:after="0" w:line="240" w:lineRule="auto"/>
             </w:pPr>
             <w:r>
               <w:t xml:space="preserve">ENCODE</w:t>
@@ -3809,6 +3896,7 @@
           <w:p>
             <w:pPr>
               <w:pStyle w:val="Compact"/>
+              <w:spacing w:before="0" w:after="0" w:line="240" w:lineRule="auto"/>
             </w:pPr>
             <w:r>
               <w:t xml:space="preserve">2</w:t>
@@ -3820,6 +3908,7 @@
           <w:p>
             <w:pPr>
               <w:pStyle w:val="Compact"/>
+              <w:spacing w:before="0" w:after="0" w:line="240" w:lineRule="auto"/>
             </w:pPr>
             <w:r>
               <w:t xml:space="preserve">17</w:t>
@@ -3831,6 +3920,7 @@
           <w:p>
             <w:pPr>
               <w:pStyle w:val="Compact"/>
+              <w:spacing w:before="0" w:after="0" w:line="240" w:lineRule="auto"/>
             </w:pPr>
             <w:r>
               <w:t xml:space="preserve">4</w:t>
@@ -3842,6 +3932,7 @@
           <w:p>
             <w:pPr>
               <w:pStyle w:val="Compact"/>
+              <w:spacing w:before="0" w:after="0" w:line="240" w:lineRule="auto"/>
             </w:pPr>
             <w:r>
               <w:t xml:space="preserve">DECRYPTION</w:t>
@@ -3855,6 +3946,7 @@
           <w:p>
             <w:pPr>
               <w:pStyle w:val="Compact"/>
+              <w:spacing w:before="0" w:after="0" w:line="240" w:lineRule="auto"/>
             </w:pPr>
             <w:r>
               <w:t xml:space="preserve">7</w:t>
@@ -3866,6 +3958,7 @@
           <w:p>
             <w:pPr>
               <w:pStyle w:val="Compact"/>
+              <w:spacing w:before="0" w:after="0" w:line="240" w:lineRule="auto"/>
             </w:pPr>
             <w:r>
               <w:t xml:space="preserve">DECODE</w:t>
@@ -3877,6 +3970,7 @@
           <w:p>
             <w:pPr>
               <w:pStyle w:val="Compact"/>
+              <w:spacing w:before="0" w:after="0" w:line="240" w:lineRule="auto"/>
             </w:pPr>
             <w:r>
               <w:t xml:space="preserve">14</w:t>
@@ -3888,6 +3982,7 @@
           <w:p>
             <w:pPr>
               <w:pStyle w:val="Compact"/>
+              <w:spacing w:before="0" w:after="0" w:line="240" w:lineRule="auto"/>
             </w:pPr>
             <w:r>
               <w:t xml:space="preserve">19</w:t>
@@ -3899,6 +3994,7 @@
           <w:p>
             <w:pPr>
               <w:pStyle w:val="Compact"/>
+              <w:spacing w:before="0" w:after="0" w:line="240" w:lineRule="auto"/>
             </w:pPr>
             <w:r>
               <w:t xml:space="preserve">9</w:t>
@@ -3910,6 +4006,7 @@
           <w:p>
             <w:pPr>
               <w:pStyle w:val="Compact"/>
+              <w:spacing w:before="0" w:after="0" w:line="240" w:lineRule="auto"/>
             </w:pPr>
             <w:r>
               <w:t xml:space="preserve">MATHEMATICS</w:t>
@@ -3923,6 +4020,7 @@
           <w:p>
             <w:pPr>
               <w:pStyle w:val="Compact"/>
+              <w:spacing w:before="0" w:after="0" w:line="240" w:lineRule="auto"/>
             </w:pPr>
             <w:r>
               <w:t xml:space="preserve">8</w:t>
@@ -3934,6 +4032,7 @@
           <w:p>
             <w:pPr>
               <w:pStyle w:val="Compact"/>
+              <w:spacing w:before="0" w:after="0" w:line="240" w:lineRule="auto"/>
             </w:pPr>
             <w:r>
               <w:t xml:space="preserve">PROTECT</w:t>
@@ -3945,6 +4044,7 @@
           <w:p>
             <w:pPr>
               <w:pStyle w:val="Compact"/>
+              <w:spacing w:before="0" w:after="0" w:line="240" w:lineRule="auto"/>
             </w:pPr>
             <w:r>
               <w:t xml:space="preserve">6</w:t>
@@ -3956,6 +4056,7 @@
           <w:p>
             <w:pPr>
               <w:pStyle w:val="Compact"/>
+              <w:spacing w:before="0" w:after="0" w:line="240" w:lineRule="auto"/>
             </w:pPr>
             <w:r>
               <w:t xml:space="preserve">21</w:t>
@@ -3967,6 +4068,7 @@
           <w:p>
             <w:pPr>
               <w:pStyle w:val="Compact"/>
+              <w:spacing w:before="0" w:after="0" w:line="240" w:lineRule="auto"/>
             </w:pPr>
             <w:r>
               <w:t xml:space="preserve">6</w:t>
@@ -3978,6 +4080,7 @@
           <w:p>
             <w:pPr>
               <w:pStyle w:val="Compact"/>
+              <w:spacing w:before="0" w:after="0" w:line="240" w:lineRule="auto"/>
             </w:pPr>
             <w:r>
               <w:t xml:space="preserve">SUBSTITUTION</w:t>
@@ -3991,6 +4094,7 @@
           <w:p>
             <w:pPr>
               <w:pStyle w:val="Compact"/>
+              <w:spacing w:before="0" w:after="0" w:line="240" w:lineRule="auto"/>
             </w:pPr>
             <w:r>
               <w:t xml:space="preserve">9</w:t>
@@ -4002,6 +4106,7 @@
           <w:p>
             <w:pPr>
               <w:pStyle w:val="Compact"/>
+              <w:spacing w:before="0" w:after="0" w:line="240" w:lineRule="auto"/>
             </w:pPr>
             <w:r>
               <w:t xml:space="preserve">DEFEND</w:t>
@@ -4013,6 +4118,7 @@
           <w:p>
             <w:pPr>
               <w:pStyle w:val="Compact"/>
+              <w:spacing w:before="0" w:after="0" w:line="240" w:lineRule="auto"/>
             </w:pPr>
             <w:r>
               <w:t xml:space="preserve">17</w:t>
@@ -4024,6 +4130,7 @@
           <w:p>
             <w:pPr>
               <w:pStyle w:val="Compact"/>
+              <w:spacing w:before="0" w:after="0" w:line="240" w:lineRule="auto"/>
             </w:pPr>
             <w:r>
               <w:t xml:space="preserve">23</w:t>
@@ -4035,6 +4142,7 @@
           <w:p>
             <w:pPr>
               <w:pStyle w:val="Compact"/>
+              <w:spacing w:before="0" w:after="0" w:line="240" w:lineRule="auto"/>
             </w:pPr>
             <w:r>
               <w:t xml:space="preserve">11</w:t>
@@ -4046,6 +4154,7 @@
           <w:p>
             <w:pPr>
               <w:pStyle w:val="Compact"/>
+              <w:spacing w:before="0" w:after="0" w:line="240" w:lineRule="auto"/>
             </w:pPr>
             <w:r>
               <w:t xml:space="preserve">PERMUTATION</w:t>
@@ -4059,6 +4168,7 @@
           <w:p>
             <w:pPr>
               <w:pStyle w:val="Compact"/>
+              <w:spacing w:before="0" w:after="0" w:line="240" w:lineRule="auto"/>
             </w:pPr>
             <w:r>
               <w:t xml:space="preserve">10</w:t>
@@ -4070,6 +4180,7 @@
           <w:p>
             <w:pPr>
               <w:pStyle w:val="Compact"/>
+              <w:spacing w:before="0" w:after="0" w:line="240" w:lineRule="auto"/>
             </w:pPr>
             <w:r>
               <w:t xml:space="preserve">SHIELD</w:t>
@@ -4081,6 +4192,7 @@
           <w:p>
             <w:pPr>
               <w:pStyle w:val="Compact"/>
+              <w:spacing w:before="0" w:after="0" w:line="240" w:lineRule="auto"/>
             </w:pPr>
             <w:r>
               <w:t xml:space="preserve">4</w:t>
@@ -4092,6 +4204,7 @@
           <w:p>
             <w:pPr>
               <w:pStyle w:val="Compact"/>
+              <w:spacing w:before="0" w:after="0" w:line="240" w:lineRule="auto"/>
             </w:pPr>
             <w:r>
               <w:t xml:space="preserve">25</w:t>
@@ -4103,6 +4216,7 @@
           <w:p>
             <w:pPr>
               <w:pStyle w:val="Compact"/>
+              <w:spacing w:before="0" w:after="0" w:line="240" w:lineRule="auto"/>
             </w:pPr>
             <w:r>
               <w:t xml:space="preserve">2</w:t>
@@ -4114,6 +4228,7 @@
           <w:p>
             <w:pPr>
               <w:pStyle w:val="Compact"/>
+              <w:spacing w:before="0" w:after="0" w:line="240" w:lineRule="auto"/>
             </w:pPr>
             <w:r>
               <w:t xml:space="preserve">FREQUENCY</w:t>
@@ -4127,6 +4242,7 @@
           <w:p>
             <w:pPr>
               <w:pStyle w:val="Compact"/>
+              <w:spacing w:before="0" w:after="0" w:line="240" w:lineRule="auto"/>
             </w:pPr>
             <w:r>
               <w:t xml:space="preserve">11</w:t>
@@ -4138,6 +4254,7 @@
           <w:p>
             <w:pPr>
               <w:pStyle w:val="Compact"/>
+              <w:spacing w:before="0" w:after="0" w:line="240" w:lineRule="auto"/>
             </w:pPr>
             <w:r>
               <w:t xml:space="preserve">GUARD</w:t>
@@ -4149,6 +4266,7 @@
           <w:p>
             <w:pPr>
               <w:pStyle w:val="Compact"/>
+              <w:spacing w:before="0" w:after="0" w:line="240" w:lineRule="auto"/>
             </w:pPr>
             <w:r>
               <w:t xml:space="preserve">8</w:t>
@@ -4160,6 +4278,7 @@
           <w:p>
             <w:pPr>
               <w:pStyle w:val="Compact"/>
+              <w:spacing w:before="0" w:after="0" w:line="240" w:lineRule="auto"/>
             </w:pPr>
             <w:r>
               <w:t xml:space="preserve">3</w:t>
@@ -4171,6 +4290,7 @@
           <w:p>
             <w:pPr>
               <w:pStyle w:val="Compact"/>
+              <w:spacing w:before="0" w:after="0" w:line="240" w:lineRule="auto"/>
             </w:pPr>
             <w:r>
               <w:t xml:space="preserve">14</w:t>
@@ -4182,6 +4302,7 @@
           <w:p>
             <w:pPr>
               <w:pStyle w:val="Compact"/>
+              <w:spacing w:before="0" w:after="0" w:line="240" w:lineRule="auto"/>
             </w:pPr>
             <w:r>
               <w:t xml:space="preserve">ANALYSIS</w:t>
@@ -4195,6 +4316,7 @@
           <w:p>
             <w:pPr>
               <w:pStyle w:val="Compact"/>
+              <w:spacing w:before="0" w:after="0" w:line="240" w:lineRule="auto"/>
             </w:pPr>
             <w:r>
               <w:t xml:space="preserve">12</w:t>
@@ -4206,6 +4328,7 @@
           <w:p>
             <w:pPr>
               <w:pStyle w:val="Compact"/>
+              <w:spacing w:before="0" w:after="0" w:line="240" w:lineRule="auto"/>
             </w:pPr>
             <w:r>
               <w:t xml:space="preserve">SECURE</w:t>
@@ -4217,6 +4340,7 @@
           <w:p>
             <w:pPr>
               <w:pStyle w:val="Compact"/>
+              <w:spacing w:before="0" w:after="0" w:line="240" w:lineRule="auto"/>
             </w:pPr>
             <w:r>
               <w:t xml:space="preserve">12</w:t>
@@ -4228,6 +4352,7 @@
           <w:p>
             <w:pPr>
               <w:pStyle w:val="Compact"/>
+              <w:spacing w:before="0" w:after="0" w:line="240" w:lineRule="auto"/>
             </w:pPr>
             <w:r>
               <w:t xml:space="preserve">5</w:t>
@@ -4239,6 +4364,7 @@
           <w:p>
             <w:pPr>
               <w:pStyle w:val="Compact"/>
+              <w:spacing w:before="0" w:after="0" w:line="240" w:lineRule="auto"/>
             </w:pPr>
             <w:r>
               <w:t xml:space="preserve">17</w:t>
@@ -4250,6 +4376,7 @@
           <w:p>
             <w:pPr>
               <w:pStyle w:val="Compact"/>
+              <w:spacing w:before="0" w:after="0" w:line="240" w:lineRule="auto"/>
             </w:pPr>
             <w:r>
               <w:t xml:space="preserve">CLASSICAL</w:t>
@@ -4263,6 +4390,7 @@
           <w:p>
             <w:pPr>
               <w:pStyle w:val="Compact"/>
+              <w:spacing w:before="0" w:after="0" w:line="240" w:lineRule="auto"/>
             </w:pPr>
             <w:r>
               <w:t xml:space="preserve">13</w:t>
@@ -4274,6 +4402,7 @@
           <w:p>
             <w:pPr>
               <w:pStyle w:val="Compact"/>
+              <w:spacing w:before="0" w:after="0" w:line="240" w:lineRule="auto"/>
             </w:pPr>
             <w:r>
               <w:t xml:space="preserve">PRIVATE</w:t>
@@ -4285,6 +4414,7 @@
           <w:p>
             <w:pPr>
               <w:pStyle w:val="Compact"/>
+              <w:spacing w:before="0" w:after="0" w:line="240" w:lineRule="auto"/>
             </w:pPr>
             <w:r>
               <w:t xml:space="preserve">19</w:t>
@@ -4296,6 +4426,7 @@
           <w:p>
             <w:pPr>
               <w:pStyle w:val="Compact"/>
+              <w:spacing w:before="0" w:after="0" w:line="240" w:lineRule="auto"/>
             </w:pPr>
             <w:r>
               <w:t xml:space="preserve">7</w:t>
@@ -4307,6 +4438,7 @@
           <w:p>
             <w:pPr>
               <w:pStyle w:val="Compact"/>
+              <w:spacing w:before="0" w:after="0" w:line="240" w:lineRule="auto"/>
             </w:pPr>
             <w:r>
               <w:t xml:space="preserve">21</w:t>
@@ -4318,6 +4450,7 @@
           <w:p>
             <w:pPr>
               <w:pStyle w:val="Compact"/>
+              <w:spacing w:before="0" w:after="0" w:line="240" w:lineRule="auto"/>
             </w:pPr>
             <w:r>
               <w:t xml:space="preserve">MODERN</w:t>
@@ -4331,6 +4464,7 @@
           <w:p>
             <w:pPr>
               <w:pStyle w:val="Compact"/>
+              <w:spacing w:before="0" w:after="0" w:line="240" w:lineRule="auto"/>
             </w:pPr>
             <w:r>
               <w:t xml:space="preserve">14</w:t>
@@ -4342,6 +4476,7 @@
           <w:p>
             <w:pPr>
               <w:pStyle w:val="Compact"/>
+              <w:spacing w:before="0" w:after="0" w:line="240" w:lineRule="auto"/>
             </w:pPr>
             <w:r>
               <w:t xml:space="preserve">PUBLIC</w:t>
@@ -4353,6 +4488,7 @@
           <w:p>
             <w:pPr>
               <w:pStyle w:val="Compact"/>
+              <w:spacing w:before="0" w:after="0" w:line="240" w:lineRule="auto"/>
             </w:pPr>
             <w:r>
               <w:t xml:space="preserve">10</w:t>
@@ -4364,6 +4500,7 @@
           <w:p>
             <w:pPr>
               <w:pStyle w:val="Compact"/>
+              <w:spacing w:before="0" w:after="0" w:line="240" w:lineRule="auto"/>
             </w:pPr>
             <w:r>
               <w:t xml:space="preserve">9</w:t>
@@ -4375,6 +4512,7 @@
           <w:p>
             <w:pPr>
               <w:pStyle w:val="Compact"/>
+              <w:spacing w:before="0" w:after="0" w:line="240" w:lineRule="auto"/>
             </w:pPr>
             <w:r>
               <w:t xml:space="preserve">1</w:t>
@@ -4386,6 +4524,7 @@
           <w:p>
             <w:pPr>
               <w:pStyle w:val="Compact"/>
+              <w:spacing w:before="0" w:after="0" w:line="240" w:lineRule="auto"/>
             </w:pPr>
             <w:r>
               <w:t xml:space="preserve">SYMMETRIC</w:t>
@@ -4399,6 +4538,7 @@
           <w:p>
             <w:pPr>
               <w:pStyle w:val="Compact"/>
+              <w:spacing w:before="0" w:after="0" w:line="240" w:lineRule="auto"/>
             </w:pPr>
             <w:r>
               <w:t xml:space="preserve">15</w:t>
@@ -4410,6 +4550,7 @@
           <w:p>
             <w:pPr>
               <w:pStyle w:val="Compact"/>
+              <w:spacing w:before="0" w:after="0" w:line="240" w:lineRule="auto"/>
             </w:pPr>
             <w:r>
               <w:t xml:space="preserve">HIDDEN</w:t>
@@ -4421,6 +4562,7 @@
           <w:p>
             <w:pPr>
               <w:pStyle w:val="Compact"/>
+              <w:spacing w:before="0" w:after="0" w:line="240" w:lineRule="auto"/>
             </w:pPr>
             <w:r>
               <w:t xml:space="preserve">1</w:t>
@@ -4432,6 +4574,7 @@
           <w:p>
             <w:pPr>
               <w:pStyle w:val="Compact"/>
+              <w:spacing w:before="0" w:after="0" w:line="240" w:lineRule="auto"/>
             </w:pPr>
             <w:r>
               <w:t xml:space="preserve">11</w:t>
@@ -4443,6 +4586,7 @@
           <w:p>
             <w:pPr>
               <w:pStyle w:val="Compact"/>
+              <w:spacing w:before="0" w:after="0" w:line="240" w:lineRule="auto"/>
             </w:pPr>
             <w:r>
               <w:t xml:space="preserve">19</w:t>
@@ -4454,6 +4598,7 @@
           <w:p>
             <w:pPr>
               <w:pStyle w:val="Compact"/>
+              <w:spacing w:before="0" w:after="0" w:line="240" w:lineRule="auto"/>
             </w:pPr>
             <w:r>
               <w:t xml:space="preserve">ASYMMETRIC</w:t>
@@ -4467,6 +4612,7 @@
           <w:p>
             <w:pPr>
               <w:pStyle w:val="Compact"/>
+              <w:spacing w:before="0" w:after="0" w:line="240" w:lineRule="auto"/>
             </w:pPr>
             <w:r>
               <w:t xml:space="preserve">16</w:t>
@@ -4478,6 +4624,7 @@
           <w:p>
             <w:pPr>
               <w:pStyle w:val="Compact"/>
+              <w:spacing w:before="0" w:after="0" w:line="240" w:lineRule="auto"/>
             </w:pPr>
             <w:r>
               <w:t xml:space="preserve">COVERT</w:t>
@@ -4489,6 +4636,7 @@
           <w:p>
             <w:pPr>
               <w:pStyle w:val="Compact"/>
+              <w:spacing w:before="0" w:after="0" w:line="240" w:lineRule="auto"/>
             </w:pPr>
             <w:r>
               <w:t xml:space="preserve">15</w:t>
@@ -4500,6 +4648,7 @@
           <w:p>
             <w:pPr>
               <w:pStyle w:val="Compact"/>
+              <w:spacing w:before="0" w:after="0" w:line="240" w:lineRule="auto"/>
             </w:pPr>
             <w:r>
               <w:t xml:space="preserve">15</w:t>
@@ -4511,6 +4660,7 @@
           <w:p>
             <w:pPr>
               <w:pStyle w:val="Compact"/>
+              <w:spacing w:before="0" w:after="0" w:line="240" w:lineRule="auto"/>
             </w:pPr>
             <w:r>
               <w:t xml:space="preserve">8</w:t>
@@ -4522,6 +4672,7 @@
           <w:p>
             <w:pPr>
               <w:pStyle w:val="Compact"/>
+              <w:spacing w:before="0" w:after="0" w:line="240" w:lineRule="auto"/>
             </w:pPr>
             <w:r>
               <w:t xml:space="preserve">CIPHERTEXT</w:t>
@@ -4535,6 +4686,7 @@
           <w:p>
             <w:pPr>
               <w:pStyle w:val="Compact"/>
+              <w:spacing w:before="0" w:after="0" w:line="240" w:lineRule="auto"/>
             </w:pPr>
             <w:r>
               <w:t xml:space="preserve">17</w:t>
@@ -4546,6 +4698,7 @@
           <w:p>
             <w:pPr>
               <w:pStyle w:val="Compact"/>
+              <w:spacing w:before="0" w:after="0" w:line="240" w:lineRule="auto"/>
             </w:pPr>
             <w:r>
               <w:t xml:space="preserve">STEALTH</w:t>
@@ -4557,6 +4710,7 @@
           <w:p>
             <w:pPr>
               <w:pStyle w:val="Compact"/>
+              <w:spacing w:before="0" w:after="0" w:line="240" w:lineRule="auto"/>
             </w:pPr>
             <w:r>
               <w:t xml:space="preserve">13</w:t>
@@ -4568,6 +4722,7 @@
           <w:p>
             <w:pPr>
               <w:pStyle w:val="Compact"/>
+              <w:spacing w:before="0" w:after="0" w:line="240" w:lineRule="auto"/>
             </w:pPr>
             <w:r>
               <w:t xml:space="preserve">17</w:t>
@@ -4579,6 +4734,7 @@
           <w:p>
             <w:pPr>
               <w:pStyle w:val="Compact"/>
+              <w:spacing w:before="0" w:after="0" w:line="240" w:lineRule="auto"/>
             </w:pPr>
             <w:r>
               <w:t xml:space="preserve">13</w:t>
@@ -4590,6 +4746,7 @@
           <w:p>
             <w:pPr>
               <w:pStyle w:val="Compact"/>
+              <w:spacing w:before="0" w:after="0" w:line="240" w:lineRule="auto"/>
             </w:pPr>
             <w:r>
               <w:t xml:space="preserve">PLAINTEXT</w:t>
@@ -4603,6 +4760,7 @@
           <w:p>
             <w:pPr>
               <w:pStyle w:val="Compact"/>
+              <w:spacing w:before="0" w:after="0" w:line="240" w:lineRule="auto"/>
             </w:pPr>
             <w:r>
               <w:t xml:space="preserve">18</w:t>
@@ -4614,6 +4772,7 @@
           <w:p>
             <w:pPr>
               <w:pStyle w:val="Compact"/>
+              <w:spacing w:before="0" w:after="0" w:line="240" w:lineRule="auto"/>
             </w:pPr>
             <w:r>
               <w:t xml:space="preserve">MASKED</w:t>
@@ -4625,6 +4784,7 @@
           <w:p>
             <w:pPr>
               <w:pStyle w:val="Compact"/>
+              <w:spacing w:before="0" w:after="0" w:line="240" w:lineRule="auto"/>
             </w:pPr>
             <w:r>
               <w:t xml:space="preserve">21</w:t>
@@ -4636,6 +4796,7 @@
           <w:p>
             <w:pPr>
               <w:pStyle w:val="Compact"/>
+              <w:spacing w:before="0" w:after="0" w:line="240" w:lineRule="auto"/>
             </w:pPr>
             <w:r>
               <w:t xml:space="preserve">19</w:t>
@@ -4647,6 +4808,7 @@
           <w:p>
             <w:pPr>
               <w:pStyle w:val="Compact"/>
+              <w:spacing w:before="0" w:after="0" w:line="240" w:lineRule="auto"/>
             </w:pPr>
             <w:r>
               <w:t xml:space="preserve">22</w:t>
@@ -4658,6 +4820,7 @@
           <w:p>
             <w:pPr>
               <w:pStyle w:val="Compact"/>
+              <w:spacing w:before="0" w:after="0" w:line="240" w:lineRule="auto"/>
             </w:pPr>
             <w:r>
               <w:t xml:space="preserve">ALPHABET</w:t>
@@ -4671,6 +4834,7 @@
           <w:p>
             <w:pPr>
               <w:pStyle w:val="Compact"/>
+              <w:spacing w:before="0" w:after="0" w:line="240" w:lineRule="auto"/>
             </w:pPr>
             <w:r>
               <w:t xml:space="preserve">19</w:t>
@@ -4682,6 +4846,7 @@
           <w:p>
             <w:pPr>
               <w:pStyle w:val="Compact"/>
+              <w:spacing w:before="0" w:after="0" w:line="240" w:lineRule="auto"/>
             </w:pPr>
             <w:r>
               <w:t xml:space="preserve">CONCEALED</w:t>
@@ -4693,6 +4858,7 @@
           <w:p>
             <w:pPr>
               <w:pStyle w:val="Compact"/>
+              <w:spacing w:before="0" w:after="0" w:line="240" w:lineRule="auto"/>
             </w:pPr>
             <w:r>
               <w:t xml:space="preserve">16</w:t>
@@ -4704,6 +4870,7 @@
           <w:p>
             <w:pPr>
               <w:pStyle w:val="Compact"/>
+              <w:spacing w:before="0" w:after="0" w:line="240" w:lineRule="auto"/>
             </w:pPr>
             <w:r>
               <w:t xml:space="preserve">21</w:t>
@@ -4715,6 +4882,7 @@
           <w:p>
             <w:pPr>
               <w:pStyle w:val="Compact"/>
+              <w:spacing w:before="0" w:after="0" w:line="240" w:lineRule="auto"/>
             </w:pPr>
             <w:r>
               <w:t xml:space="preserve">10</w:t>
@@ -4726,6 +4894,7 @@
           <w:p>
             <w:pPr>
               <w:pStyle w:val="Compact"/>
+              <w:spacing w:before="0" w:after="0" w:line="240" w:lineRule="auto"/>
             </w:pPr>
             <w:r>
               <w:t xml:space="preserve">MODULAR</w:t>
@@ -4739,6 +4908,7 @@
           <w:p>
             <w:pPr>
               <w:pStyle w:val="Compact"/>
+              <w:spacing w:before="0" w:after="0" w:line="240" w:lineRule="auto"/>
             </w:pPr>
             <w:r>
               <w:t xml:space="preserve">20</w:t>
@@ -4750,6 +4920,7 @@
           <w:p>
             <w:pPr>
               <w:pStyle w:val="Compact"/>
+              <w:spacing w:before="0" w:after="0" w:line="240" w:lineRule="auto"/>
             </w:pPr>
             <w:r>
               <w:t xml:space="preserve">OBSCURED</w:t>
@@ -4761,6 +4932,7 @@
           <w:p>
             <w:pPr>
               <w:pStyle w:val="Compact"/>
+              <w:spacing w:before="0" w:after="0" w:line="240" w:lineRule="auto"/>
             </w:pPr>
             <w:r>
               <w:t xml:space="preserve">23</w:t>
@@ -4772,6 +4944,7 @@
           <w:p>
             <w:pPr>
               <w:pStyle w:val="Compact"/>
+              <w:spacing w:before="0" w:after="0" w:line="240" w:lineRule="auto"/>
             </w:pPr>
             <w:r>
               <w:t xml:space="preserve">23</w:t>
@@ -4783,6 +4956,7 @@
           <w:p>
             <w:pPr>
               <w:pStyle w:val="Compact"/>
+              <w:spacing w:before="0" w:after="0" w:line="240" w:lineRule="auto"/>
             </w:pPr>
             <w:r>
               <w:t xml:space="preserve">15</w:t>
@@ -4794,6 +4968,7 @@
           <w:p>
             <w:pPr>
               <w:pStyle w:val="Compact"/>
+              <w:spacing w:before="0" w:after="0" w:line="240" w:lineRule="auto"/>
             </w:pPr>
             <w:r>
               <w:t xml:space="preserve">ARITHMETIC</w:t>
@@ -5151,7 +5326,7 @@
     <w:multiLevelType w:val="multilevel"/>
     <w:lvl w:ilvl="0">
       <w:numFmt w:val="bullet"/>
-      <w:lvlText w:val="–"/>
+      <w:lvlText w:val=" "/>
       <w:lvlJc w:val="left"/>
       <w:pPr>
         <w:ind w:left="1134" w:hanging="425"/>
@@ -5159,7 +5334,7 @@
     </w:lvl>
     <w:lvl w:ilvl="1">
       <w:numFmt w:val="bullet"/>
-      <w:lvlText w:val="–"/>
+      <w:lvlText w:val=" "/>
       <w:lvlJc w:val="left"/>
       <w:pPr>
         <w:ind w:left="1701" w:hanging="425"/>
@@ -5167,7 +5342,7 @@
     </w:lvl>
     <w:lvl w:ilvl="2">
       <w:numFmt w:val="bullet"/>
-      <w:lvlText w:val="–"/>
+      <w:lvlText w:val=" "/>
       <w:lvlJc w:val="left"/>
       <w:pPr>
         <w:ind w:left="2268" w:hanging="425"/>
@@ -5175,7 +5350,7 @@
     </w:lvl>
     <w:lvl w:ilvl="3">
       <w:numFmt w:val="bullet"/>
-      <w:lvlText w:val="–"/>
+      <w:lvlText w:val=" "/>
       <w:lvlJc w:val="left"/>
       <w:pPr>
         <w:ind w:left="2835" w:hanging="425"/>
@@ -5183,7 +5358,7 @@
     </w:lvl>
     <w:lvl w:ilvl="4">
       <w:numFmt w:val="bullet"/>
-      <w:lvlText w:val="–"/>
+      <w:lvlText w:val=" "/>
       <w:lvlJc w:val="left"/>
       <w:pPr>
         <w:ind w:left="3402" w:hanging="425"/>
@@ -5191,7 +5366,7 @@
     </w:lvl>
     <w:lvl w:ilvl="5">
       <w:numFmt w:val="bullet"/>
-      <w:lvlText w:val="–"/>
+      <w:lvlText w:val=" "/>
       <w:lvlJc w:val="left"/>
       <w:pPr>
         <w:ind w:left="3969" w:hanging="425"/>
@@ -5199,7 +5374,7 @@
     </w:lvl>
     <w:lvl w:ilvl="6">
       <w:numFmt w:val="bullet"/>
-      <w:lvlText w:val="–"/>
+      <w:lvlText w:val=" "/>
       <w:lvlJc w:val="left"/>
       <w:pPr>
         <w:ind w:left="4536" w:hanging="425"/>
@@ -5207,7 +5382,7 @@
     </w:lvl>
     <w:lvl w:ilvl="7">
       <w:numFmt w:val="bullet"/>
-      <w:lvlText w:val="–"/>
+      <w:lvlText w:val=" "/>
       <w:lvlJc w:val="left"/>
       <w:pPr>
         <w:ind w:left="5103" w:hanging="425"/>
@@ -5215,7 +5390,7 @@
     </w:lvl>
     <w:lvl w:ilvl="8">
       <w:numFmt w:val="bullet"/>
-      <w:lvlText w:val="–"/>
+      <w:lvlText w:val=" "/>
       <w:lvlJc w:val="left"/>
       <w:pPr>
         <w:ind w:left="5670" w:hanging="425"/>
@@ -6281,6 +6456,31 @@
       </w:tblCellMar>
     </w:tblPr>
   </w:style>
+  <w:style w:customStyle="1" w:styleId="Conclusion" w:type="paragraph">
+    <w:name w:val="Conclusion"/>
+    <w:basedOn w:val="BodyText"/>
+    <w:next w:val="BodyText"/>
+    <w:qFormat/>
+    <w:pPr>
+      <w:keepNext/>
+      <w:spacing w:after="0" w:before="240" w:line="312" w:lineRule="auto"/>
+    </w:pPr>
+  </w:style>
+  <w:style w:styleId="Header" w:type="paragraph">
+    <w:name w:val="header"/>
+    <w:basedOn w:val="Normal"/>
+    <w:qFormat/>
+    <w:pPr>
+      <w:spacing w:after="0" w:before="0" w:line="240" w:lineRule="auto"/>
+      <w:ind w:firstLine="0"/>
+      <w:jc w:val="right"/>
+    </w:pPr>
+    <w:rPr>
+      <w:rFonts w:ascii="Times New Roman" w:cs="Times New Roman" w:eastAsia="Times New Roman" w:hAnsi="Times New Roman"/>
+      <w:sz w:val="28"/>
+      <w:szCs w:val="28"/>
+    </w:rPr>
+  </w:style>
   <w:style w:type="paragraph" w:customStyle="1" w:styleId="TableCaption">
     <w:name w:val="TableCaption"/>
     <w:basedOn w:val="BodyText"/>
